--- a/peticoes/simone-sepeda/peticao-inicial-revisional-midway.docx
+++ b/peticoes/simone-sepeda/peticao-inicial-revisional-midway.docx
@@ -1615,7 +1615,126 @@
           <w:sz w:val="24"/>
           <w:szCs w:val="24"/>
         </w:rPr>
-        <w:t xml:space="preserve">V — DO VALOR DA CAUSA</w:t>
+        <w:t xml:space="preserve">V — DA GRATUIDADE DA JUSTIÇA</w:t>
+      </w:r>
+    </w:p>
+    <w:p>
+      <w:pPr>
+        <w:spacing w:after="120"/>
+        <w:jc w:val="both"/>
+      </w:pPr>
+      <w:r>
+        <w:rPr>
+          <w:rFonts w:ascii="Times New Roman" w:cs="Times New Roman" w:eastAsia="Times New Roman" w:hAnsi="Times New Roman"/>
+          <w:sz w:val="24"/>
+          <w:szCs w:val="24"/>
+        </w:rPr>
+        <w:t xml:space="preserve">A Autora é pessoa física hipossuficiente, sem condições de arcar com as custas processuais e os honorários periciais sem prejuízo do próprio sustento e de sua família.</w:t>
+      </w:r>
+    </w:p>
+    <w:p>
+      <w:pPr>
+        <w:spacing w:after="120"/>
+        <w:jc w:val="both"/>
+      </w:pPr>
+      <w:r>
+        <w:rPr>
+          <w:rFonts w:ascii="Times New Roman" w:cs="Times New Roman" w:eastAsia="Times New Roman" w:hAnsi="Times New Roman"/>
+          <w:sz w:val="24"/>
+          <w:szCs w:val="24"/>
+        </w:rPr>
+        <w:t xml:space="preserve">Nos termos do art. 98 do Código de Processo Civil, a pessoa natural que não possua recursos suficientes para pagar as custas, as despesas processuais e os honorários advocatícios tem direito à gratuidade da justiça, na forma da lei.</w:t>
+      </w:r>
+    </w:p>
+    <w:p>
+      <w:pPr>
+        <w:spacing w:after="120"/>
+        <w:jc w:val="both"/>
+      </w:pPr>
+      <w:r>
+        <w:rPr>
+          <w:rFonts w:ascii="Times New Roman" w:cs="Times New Roman" w:eastAsia="Times New Roman" w:hAnsi="Times New Roman"/>
+          <w:sz w:val="24"/>
+          <w:szCs w:val="24"/>
+        </w:rPr>
+        <w:t xml:space="preserve">A declaração de hipossuficiência prestada pela parte goza de presunção relativa de veracidade, cabendo ao réu, se quiser, impugná-la nos termos do art. 100 do CPC — conforme entendimento pacífico do Superior Tribunal de Justiça:</w:t>
+      </w:r>
+    </w:p>
+    <w:p>
+      <w:pPr>
+        <w:spacing w:after="240" w:before="120"/>
+        <w:ind w:left="720" w:right="720"/>
+        <w:jc w:val="both"/>
+      </w:pPr>
+      <w:r>
+        <w:rPr>
+          <w:rFonts w:ascii="Times New Roman" w:cs="Times New Roman" w:eastAsia="Times New Roman" w:hAnsi="Times New Roman"/>
+          <w:sz w:val="24"/>
+          <w:szCs w:val="24"/>
+        </w:rPr>
+        <w:t xml:space="preserve">"A gratuidade da justiça pode ser concedida com base em simples afirmação de hipossuficiência, a qual goza de presunção relativa de veracidade, podendo ser questionada pelo réu ou indeferida de ofício pelo juiz, se houver elementos nos autos que evidenciem a ausência dos pressupostos legais." (STJ, AgInt no AREsp 1.671.293/SP)</w:t>
+      </w:r>
+    </w:p>
+    <w:p>
+      <w:pPr>
+        <w:spacing w:after="120"/>
+        <w:jc w:val="both"/>
+      </w:pPr>
+      <w:r>
+        <w:rPr>
+          <w:rFonts w:ascii="Times New Roman" w:cs="Times New Roman" w:eastAsia="Times New Roman" w:hAnsi="Times New Roman"/>
+          <w:sz w:val="24"/>
+          <w:szCs w:val="24"/>
+        </w:rPr>
+        <w:t xml:space="preserve">A Declaração de Hipossuficiência firmada pela Autora acompanha esta inicial como documento hábil a demonstrar sua condição financeira, fazendo jus à isenção de custas judiciais, emolumentos, despesas de intimação e perícia, nos termos do art. 98, § 1º, do CPC.</w:t>
+      </w:r>
+    </w:p>
+    <w:p>
+      <w:pPr>
+        <w:spacing w:after="240"/>
+        <w:jc w:val="both"/>
+      </w:pPr>
+      <w:r>
+        <w:rPr>
+          <w:rFonts w:ascii="Times New Roman" w:cs="Times New Roman" w:eastAsia="Times New Roman" w:hAnsi="Times New Roman"/>
+          <w:sz w:val="24"/>
+          <w:szCs w:val="24"/>
+        </w:rPr>
+        <w:t xml:space="preserve">Requer, portanto, a concessão dos benefícios da </w:t>
+      </w:r>
+      <w:r>
+        <w:rPr>
+          <w:rFonts w:ascii="Times New Roman" w:cs="Times New Roman" w:eastAsia="Times New Roman" w:hAnsi="Times New Roman"/>
+          <w:b/>
+          <w:bCs/>
+          <w:sz w:val="24"/>
+          <w:szCs w:val="24"/>
+        </w:rPr>
+        <w:t xml:space="preserve">gratuidade da justiça</w:t>
+      </w:r>
+      <w:r>
+        <w:rPr>
+          <w:rFonts w:ascii="Times New Roman" w:cs="Times New Roman" w:eastAsia="Times New Roman" w:hAnsi="Times New Roman"/>
+          <w:sz w:val="24"/>
+          <w:szCs w:val="24"/>
+        </w:rPr>
+        <w:t xml:space="preserve">, com dispensa do recolhimento das custas iniciais e demais despesas processuais, na forma do art. 98 do CPC.</w:t>
+      </w:r>
+    </w:p>
+    <w:p>
+      <w:pPr>
+        <w:pStyle w:val="Heading1"/>
+        <w:spacing w:after="120" w:before="240"/>
+      </w:pPr>
+      <w:r>
+        <w:rPr>
+          <w:rFonts w:ascii="Times New Roman" w:cs="Times New Roman" w:eastAsia="Times New Roman" w:hAnsi="Times New Roman"/>
+          <w:b/>
+          <w:bCs/>
+          <w:sz w:val="24"/>
+          <w:szCs w:val="24"/>
+        </w:rPr>
+        <w:t xml:space="preserve">VI — DO VALOR DA CAUSA</w:t>
       </w:r>
     </w:p>
     <w:p>
